--- a/CalendarioAgo26/Actividades/Actividad1_ACL/Actividad1/Act1_matricula.docx
+++ b/CalendarioAgo26/Actividades/Actividad1_ACL/Actividad1/Act1_matricula.docx
@@ -586,7 +586,7 @@
           <w:rFonts w:ascii="Arial" w:hAnsi="Arial" w:cs="Arial"/>
           <w:color w:val="0D0D0D" w:themeColor="text1" w:themeTint="F2"/>
         </w:rPr>
-        <w:t>todos los equipos terminales</w:t>
+        <w:t>los dispositivos terminales</w:t>
       </w:r>
       <w:r>
         <w:rPr>
@@ -855,8 +855,20 @@
           <w:szCs w:val="20"/>
           <w:lang w:val="en-US"/>
         </w:rPr>
-        <w:t>router(config-if)#</w:t>
+        <w:t>router(config-</w:t>
       </w:r>
+      <w:proofErr w:type="gramStart"/>
+      <w:r>
+        <w:rPr>
+          <w:rFonts w:ascii="Arial" w:hAnsi="Arial" w:cs="Arial"/>
+          <w:color w:val="2D3B45"/>
+          <w:sz w:val="20"/>
+          <w:szCs w:val="20"/>
+          <w:lang w:val="en-US"/>
+        </w:rPr>
+        <w:t>if)#</w:t>
+      </w:r>
+      <w:proofErr w:type="gramEnd"/>
     </w:p>
     <w:p>
       <w:pPr>
@@ -1032,43 +1044,7 @@
                 <w:bCs/>
                 <w:color w:val="000000"/>
               </w:rPr>
-              <w:t>(</w:t>
-            </w:r>
-            <w:proofErr w:type="spellStart"/>
-            <w:r>
-              <w:rPr>
-                <w:rFonts w:ascii="Arial" w:hAnsi="Arial" w:cs="Arial"/>
-                <w:bCs/>
-                <w:color w:val="000000"/>
-              </w:rPr>
-              <w:t>Fail</w:t>
-            </w:r>
-            <w:proofErr w:type="spellEnd"/>
-            <w:r>
-              <w:rPr>
-                <w:rFonts w:ascii="Arial" w:hAnsi="Arial" w:cs="Arial"/>
-                <w:bCs/>
-                <w:color w:val="000000"/>
-              </w:rPr>
-              <w:t xml:space="preserve"> / </w:t>
-            </w:r>
-            <w:proofErr w:type="spellStart"/>
-            <w:r>
-              <w:rPr>
-                <w:rFonts w:ascii="Arial" w:hAnsi="Arial" w:cs="Arial"/>
-                <w:bCs/>
-                <w:color w:val="000000"/>
-              </w:rPr>
-              <w:t>Success</w:t>
-            </w:r>
-            <w:proofErr w:type="spellEnd"/>
-            <w:r>
-              <w:rPr>
-                <w:rFonts w:ascii="Arial" w:hAnsi="Arial" w:cs="Arial"/>
-                <w:bCs/>
-                <w:color w:val="000000"/>
-              </w:rPr>
-              <w:t>)</w:t>
+              <w:t>(Fail / Success)</w:t>
             </w:r>
           </w:p>
         </w:tc>
@@ -1169,7 +1145,6 @@
                 <w:color w:val="FF0000"/>
               </w:rPr>
             </w:pPr>
-            <w:proofErr w:type="spellStart"/>
             <w:r>
               <w:rPr>
                 <w:rFonts w:ascii="Arial" w:hAnsi="Arial" w:cs="Arial"/>
@@ -1177,7 +1152,6 @@
               </w:rPr>
               <w:t>Fail</w:t>
             </w:r>
-            <w:proofErr w:type="spellEnd"/>
           </w:p>
         </w:tc>
       </w:tr>
@@ -1275,7 +1249,6 @@
                 <w:color w:val="FF0000"/>
               </w:rPr>
             </w:pPr>
-            <w:proofErr w:type="spellStart"/>
             <w:r>
               <w:rPr>
                 <w:rFonts w:ascii="Arial" w:hAnsi="Arial" w:cs="Arial"/>
@@ -1283,7 +1256,6 @@
               </w:rPr>
               <w:t>Success</w:t>
             </w:r>
-            <w:proofErr w:type="spellEnd"/>
           </w:p>
         </w:tc>
       </w:tr>
@@ -1381,7 +1353,6 @@
                 <w:color w:val="FF0000"/>
               </w:rPr>
             </w:pPr>
-            <w:proofErr w:type="spellStart"/>
             <w:r>
               <w:rPr>
                 <w:rFonts w:ascii="Arial" w:hAnsi="Arial" w:cs="Arial"/>
@@ -1389,7 +1360,6 @@
               </w:rPr>
               <w:t>Success</w:t>
             </w:r>
-            <w:proofErr w:type="spellEnd"/>
           </w:p>
         </w:tc>
       </w:tr>
@@ -1487,7 +1457,6 @@
                 <w:color w:val="FF0000"/>
               </w:rPr>
             </w:pPr>
-            <w:proofErr w:type="spellStart"/>
             <w:r>
               <w:rPr>
                 <w:rFonts w:ascii="Arial" w:hAnsi="Arial" w:cs="Arial"/>
@@ -1495,7 +1464,6 @@
               </w:rPr>
               <w:t>Success</w:t>
             </w:r>
-            <w:proofErr w:type="spellEnd"/>
           </w:p>
         </w:tc>
       </w:tr>
@@ -4209,7 +4177,7 @@
       <w:lang w:val="en-US" w:eastAsia="en-US"/>
     </w:rPr>
   </w:style>
-  <w:style w:type="character" w:styleId="Textoennegrita">
+  <w:style w:type="character" w:styleId="Fuerte">
     <w:name w:val="Strong"/>
     <w:basedOn w:val="Fuentedeprrafopredeter"/>
     <w:uiPriority w:val="22"/>

--- a/CalendarioAgo26/Actividades/Actividad1_ACL/Actividad1/Act1_matricula.docx
+++ b/CalendarioAgo26/Actividades/Actividad1_ACL/Actividad1/Act1_matricula.docx
@@ -545,11 +545,18 @@
       <w:r>
         <w:rPr>
           <w:rFonts w:ascii="Arial" w:hAnsi="Arial" w:cs="Arial"/>
+          <w:color w:val="0D0D0D" w:themeColor="text1" w:themeTint="F2"/>
+        </w:rPr>
+        <w:t xml:space="preserve">acceso </w:t>
+      </w:r>
+      <w:r>
+        <w:rPr>
+          <w:rFonts w:ascii="Arial" w:hAnsi="Arial" w:cs="Arial"/>
           <w:b/>
           <w:bCs/>
           <w:color w:val="0D0D0D" w:themeColor="text1" w:themeTint="F2"/>
         </w:rPr>
-        <w:t>acceso estándar</w:t>
+        <w:t>estándar</w:t>
       </w:r>
       <w:r>
         <w:rPr>
@@ -619,6 +626,13 @@
           <w:color w:val="0D0D0D" w:themeColor="text1" w:themeTint="F2"/>
         </w:rPr>
         <w:t>Servidores</w:t>
+      </w:r>
+      <w:r>
+        <w:rPr>
+          <w:rFonts w:ascii="Arial" w:hAnsi="Arial" w:cs="Arial"/>
+          <w:color w:val="0D0D0D" w:themeColor="text1" w:themeTint="F2"/>
+        </w:rPr>
+        <w:t>.</w:t>
       </w:r>
     </w:p>
     <w:bookmarkEnd w:id="0"/>
@@ -930,7 +944,15 @@
                 <w:b/>
                 <w:color w:val="000000"/>
               </w:rPr>
-              <w:t>Desde</w:t>
+              <w:t>De</w:t>
+            </w:r>
+            <w:r>
+              <w:rPr>
+                <w:rFonts w:ascii="Arial" w:hAnsi="Arial" w:cs="Arial"/>
+                <w:b/>
+                <w:color w:val="000000"/>
+              </w:rPr>
+              <w:t>sde</w:t>
             </w:r>
           </w:p>
         </w:tc>
@@ -978,7 +1000,7 @@
                 <w:b/>
                 <w:color w:val="000000"/>
               </w:rPr>
-              <w:t xml:space="preserve">Dirección </w:t>
+              <w:t>Dirección IP</w:t>
             </w:r>
             <w:r>
               <w:rPr>
@@ -986,23 +1008,15 @@
                 <w:b/>
                 <w:color w:val="000000"/>
               </w:rPr>
-              <w:t>IP (</w:t>
+              <w:t xml:space="preserve"> </w:t>
             </w:r>
             <w:r>
               <w:rPr>
                 <w:rFonts w:ascii="Arial" w:hAnsi="Arial" w:cs="Arial"/>
-                <w:b/>
+                <w:bCs/>
                 <w:color w:val="000000"/>
               </w:rPr>
-              <w:t>Hacia</w:t>
-            </w:r>
-            <w:r>
-              <w:rPr>
-                <w:rFonts w:ascii="Arial" w:hAnsi="Arial" w:cs="Arial"/>
-                <w:b/>
-                <w:color w:val="000000"/>
-              </w:rPr>
-              <w:t>)</w:t>
+              <w:t>(Hacia)</w:t>
             </w:r>
           </w:p>
         </w:tc>
